--- a/docs/word/Supplier Portal - Updated BRD.docx
+++ b/docs/word/Supplier Portal - Updated BRD.docx
@@ -242,7 +242,7 @@
                 <w:sz w:val="18"/>
                 <w:szCs w:val="18"/>
               </w:rPr>
-              <w:t xml:space="preserve">Supplier Portal (Supplier, Customer &amp; Leasing)</w:t>
+              <w:t xml:space="preserve">Supplier Portal</w:t>
             </w:r>
           </w:p>
         </w:tc>
@@ -272,7 +272,7 @@
                 <w:sz w:val="18"/>
                 <w:szCs w:val="18"/>
               </w:rPr>
-              <w:t xml:space="preserve">Version</w:t>
+              <w:t xml:space="preserve">Scope</w:t>
             </w:r>
           </w:p>
         </w:tc>
@@ -300,7 +300,7 @@
                 <w:sz w:val="18"/>
                 <w:szCs w:val="18"/>
               </w:rPr>
-              <w:t xml:space="preserve">2.0 (updated)</w:t>
+              <w:t xml:space="preserve">Supplier Portal only</w:t>
             </w:r>
           </w:p>
         </w:tc>
@@ -329,6 +329,63 @@
                 <w:sz w:val="18"/>
                 <w:szCs w:val="18"/>
               </w:rPr>
+              <w:t xml:space="preserve">Version</w:t>
+            </w:r>
+          </w:p>
+        </w:tc>
+        <w:tc>
+          <w:tcPr>
+            <w:tcW w:type="dxa" w:w="6600"/>
+            <w:tcMar>
+              <w:top w:type="dxa" w:w="40"/>
+              <w:left w:type="dxa" w:w="70"/>
+              <w:bottom w:type="dxa" w:w="40"/>
+              <w:right w:type="dxa" w:w="70"/>
+            </w:tcMar>
+          </w:tcPr>
+          <w:p>
+            <w:pPr>
+              <w:spacing w:after="0" w:line="240"/>
+            </w:pPr>
+            <w:r>
+              <w:rPr>
+                <w:rFonts w:ascii="Calibri" w:cs="Calibri" w:eastAsia="Calibri" w:hAnsi="Calibri"/>
+                <w:b w:val="false"/>
+                <w:bCs w:val="false"/>
+                <w:color w:val="22303F"/>
+                <w:sz w:val="18"/>
+                <w:szCs w:val="18"/>
+              </w:rPr>
+              <w:t xml:space="preserve">2.0 (updated)</w:t>
+            </w:r>
+          </w:p>
+        </w:tc>
+      </w:tr>
+      <w:tr>
+        <w:tc>
+          <w:tcPr>
+            <w:tcW w:type="dxa" w:w="3200"/>
+            <w:shd w:fill="F1F4F9" w:color="auto" w:val="clear"/>
+            <w:tcMar>
+              <w:top w:type="dxa" w:w="40"/>
+              <w:left w:type="dxa" w:w="70"/>
+              <w:bottom w:type="dxa" w:w="40"/>
+              <w:right w:type="dxa" w:w="70"/>
+            </w:tcMar>
+          </w:tcPr>
+          <w:p>
+            <w:pPr>
+              <w:spacing w:after="0" w:line="240"/>
+            </w:pPr>
+            <w:r>
+              <w:rPr>
+                <w:rFonts w:ascii="Calibri" w:cs="Calibri" w:eastAsia="Calibri" w:hAnsi="Calibri"/>
+                <w:b/>
+                <w:bCs/>
+                <w:color w:val="22303F"/>
+                <w:sz w:val="18"/>
+                <w:szCs w:val="18"/>
+              </w:rPr>
               <w:t xml:space="preserve">Date</w:t>
             </w:r>
           </w:p>
@@ -336,6 +393,7 @@
         <w:tc>
           <w:tcPr>
             <w:tcW w:type="dxa" w:w="6600"/>
+            <w:shd w:fill="F1F4F9" w:color="auto" w:val="clear"/>
             <w:tcMar>
               <w:top w:type="dxa" w:w="40"/>
               <w:left w:type="dxa" w:w="70"/>
@@ -451,7 +509,7 @@
           <w:sz w:val="21"/>
           <w:szCs w:val="21"/>
         </w:rPr>
-        <w:t xml:space="preserve">This document defines the business requirements for the Supplier Portal — a Dubai Investments platform that digitises supplier onboarding and master-data maintenance, together with two sibling modules: Customer (KYC) onboarding and Leasing/Landlord registration. It is the updated baseline reflecting the current, implemented system including the public self-service (DMZ) capability, UAE e-invoicing data capture, and the security hardening completed during acceptance testing.</w:t>
+        <w:t xml:space="preserve">This document defines the business requirements for the Supplier Portal — a Dubai Investments platform that digitises supplier onboarding and master-data maintenance. It is the updated baseline reflecting the current, implemented system including the public self-service (DMZ) capability, UAE e-invoicing data capture, and the security hardening completed during acceptance testing. It covers the Supplier Portal only.</w:t>
       </w:r>
     </w:p>
     <w:p>
@@ -481,7 +539,7 @@
           <w:sz w:val="21"/>
           <w:szCs w:val="21"/>
         </w:rPr>
-        <w:t xml:space="preserve">Supplier and customer master data must be collected accurately and compliantly (including UAE e-invoicing / VAT attributes) and reviewed before it enters the ERP. The portal replaces manual spreadsheet collection with a controlled, auditable workflow, allowing internal staff to request data and suppliers/customers to complete it themselves through a secure self-service link.</w:t>
+        <w:t xml:space="preserve">Supplier master data must be collected accurately and compliantly (including UAE e-invoicing / VAT attributes) and reviewed before it enters the ERP. The portal replaces manual spreadsheet collection with a controlled, auditable workflow, allowing internal staff to request data and suppliers to complete it themselves through a secure self-service link.</w:t>
       </w:r>
     </w:p>
     <w:p>
@@ -522,7 +580,7 @@
         <w:rPr>
           <w:rFonts w:ascii="Calibri" w:cs="Calibri" w:eastAsia="Calibri" w:hAnsi="Calibri"/>
         </w:rPr>
-        <w:t xml:space="preserve">supplier onboarding/maintenance; customer (KYC) onboarding; landlord registration; public self-service data collection with OTP; document capture with OCR assistance; a signed declaration; review/approval workflow; role-based administration; Excel import/export; e-mail notifications; audit logging.</w:t>
+        <w:t xml:space="preserve">supplier onboarding and maintenance; public self-service data collection with OTP; document capture with OCR assistance; a signed declaration; review/approval workflow; role-based administration; Excel import/export; e-mail notifications; audit logging.</w:t>
       </w:r>
     </w:p>
     <w:p>
@@ -696,7 +754,7 @@
                 <w:sz w:val="18"/>
                 <w:szCs w:val="18"/>
               </w:rPr>
-              <w:t xml:space="preserve">Full access: manage users, business units, field/document settings, lookups, and all portal data; run break-glass.</w:t>
+              <w:t xml:space="preserve">Full access: manage users, business units, supplier field settings, lookups, and all supplier data; run break-glass.</w:t>
             </w:r>
           </w:p>
         </w:tc>
@@ -752,7 +810,7 @@
                 <w:sz w:val="18"/>
                 <w:szCs w:val="18"/>
               </w:rPr>
-              <w:t xml:space="preserve">Business-unit-scoped access to the supplier/customer records assigned to them or their department; request and review submissions.</w:t>
+              <w:t xml:space="preserve">Business-unit-scoped access to the suppliers assigned to them or their department; request and review submissions.</w:t>
             </w:r>
           </w:p>
         </w:tc>
@@ -782,7 +840,7 @@
                 <w:sz w:val="18"/>
                 <w:szCs w:val="18"/>
               </w:rPr>
-              <w:t xml:space="preserve">Leasing Manager</w:t>
+              <w:t xml:space="preserve">Supplier (external)</w:t>
             </w:r>
           </w:p>
         </w:tc>
@@ -810,177 +868,7 @@
                 <w:sz w:val="18"/>
                 <w:szCs w:val="18"/>
               </w:rPr>
-              <w:t xml:space="preserve">Manages the Landlord Registration module.</w:t>
-            </w:r>
-          </w:p>
-        </w:tc>
-      </w:tr>
-      <w:tr>
-        <w:tc>
-          <w:tcPr>
-            <w:tcW w:type="dxa" w:w="2200"/>
-            <w:tcMar>
-              <w:top w:type="dxa" w:w="40"/>
-              <w:left w:type="dxa" w:w="70"/>
-              <w:bottom w:type="dxa" w:w="40"/>
-              <w:right w:type="dxa" w:w="70"/>
-            </w:tcMar>
-          </w:tcPr>
-          <w:p>
-            <w:pPr>
-              <w:spacing w:after="0" w:line="240"/>
-            </w:pPr>
-            <w:r>
-              <w:rPr>
-                <w:rFonts w:ascii="Calibri" w:cs="Calibri" w:eastAsia="Calibri" w:hAnsi="Calibri"/>
-                <w:b w:val="false"/>
-                <w:bCs w:val="false"/>
-                <w:color w:val="22303F"/>
-                <w:sz w:val="18"/>
-                <w:szCs w:val="18"/>
-              </w:rPr>
-              <w:t xml:space="preserve">Supplier (external)</w:t>
-            </w:r>
-          </w:p>
-        </w:tc>
-        <w:tc>
-          <w:tcPr>
-            <w:tcW w:type="dxa" w:w="7300"/>
-            <w:tcMar>
-              <w:top w:type="dxa" w:w="40"/>
-              <w:left w:type="dxa" w:w="70"/>
-              <w:bottom w:type="dxa" w:w="40"/>
-              <w:right w:type="dxa" w:w="70"/>
-            </w:tcMar>
-          </w:tcPr>
-          <w:p>
-            <w:pPr>
-              <w:spacing w:after="0" w:line="240"/>
-            </w:pPr>
-            <w:r>
-              <w:rPr>
-                <w:rFonts w:ascii="Calibri" w:cs="Calibri" w:eastAsia="Calibri" w:hAnsi="Calibri"/>
-                <w:b w:val="false"/>
-                <w:bCs w:val="false"/>
-                <w:color w:val="22303F"/>
-                <w:sz w:val="18"/>
-                <w:szCs w:val="18"/>
-              </w:rPr>
               <w:t xml:space="preserve">Completes their own data via a secure self-service link (no account); verifies by OTP; uploads documents; signs the declaration.</w:t>
-            </w:r>
-          </w:p>
-        </w:tc>
-      </w:tr>
-      <w:tr>
-        <w:tc>
-          <w:tcPr>
-            <w:tcW w:type="dxa" w:w="2200"/>
-            <w:shd w:fill="F1F4F9" w:color="auto" w:val="clear"/>
-            <w:tcMar>
-              <w:top w:type="dxa" w:w="40"/>
-              <w:left w:type="dxa" w:w="70"/>
-              <w:bottom w:type="dxa" w:w="40"/>
-              <w:right w:type="dxa" w:w="70"/>
-            </w:tcMar>
-          </w:tcPr>
-          <w:p>
-            <w:pPr>
-              <w:spacing w:after="0" w:line="240"/>
-            </w:pPr>
-            <w:r>
-              <w:rPr>
-                <w:rFonts w:ascii="Calibri" w:cs="Calibri" w:eastAsia="Calibri" w:hAnsi="Calibri"/>
-                <w:b w:val="false"/>
-                <w:bCs w:val="false"/>
-                <w:color w:val="22303F"/>
-                <w:sz w:val="18"/>
-                <w:szCs w:val="18"/>
-              </w:rPr>
-              <w:t xml:space="preserve">Customer (external)</w:t>
-            </w:r>
-          </w:p>
-        </w:tc>
-        <w:tc>
-          <w:tcPr>
-            <w:tcW w:type="dxa" w:w="7300"/>
-            <w:shd w:fill="F1F4F9" w:color="auto" w:val="clear"/>
-            <w:tcMar>
-              <w:top w:type="dxa" w:w="40"/>
-              <w:left w:type="dxa" w:w="70"/>
-              <w:bottom w:type="dxa" w:w="40"/>
-              <w:right w:type="dxa" w:w="70"/>
-            </w:tcMar>
-          </w:tcPr>
-          <w:p>
-            <w:pPr>
-              <w:spacing w:after="0" w:line="240"/>
-            </w:pPr>
-            <w:r>
-              <w:rPr>
-                <w:rFonts w:ascii="Calibri" w:cs="Calibri" w:eastAsia="Calibri" w:hAnsi="Calibri"/>
-                <w:b w:val="false"/>
-                <w:bCs w:val="false"/>
-                <w:color w:val="22303F"/>
-                <w:sz w:val="18"/>
-                <w:szCs w:val="18"/>
-              </w:rPr>
-              <w:t xml:space="preserve">Completes KYC data via a secure self-service link with OTP.</w:t>
-            </w:r>
-          </w:p>
-        </w:tc>
-      </w:tr>
-      <w:tr>
-        <w:tc>
-          <w:tcPr>
-            <w:tcW w:type="dxa" w:w="2200"/>
-            <w:tcMar>
-              <w:top w:type="dxa" w:w="40"/>
-              <w:left w:type="dxa" w:w="70"/>
-              <w:bottom w:type="dxa" w:w="40"/>
-              <w:right w:type="dxa" w:w="70"/>
-            </w:tcMar>
-          </w:tcPr>
-          <w:p>
-            <w:pPr>
-              <w:spacing w:after="0" w:line="240"/>
-            </w:pPr>
-            <w:r>
-              <w:rPr>
-                <w:rFonts w:ascii="Calibri" w:cs="Calibri" w:eastAsia="Calibri" w:hAnsi="Calibri"/>
-                <w:b w:val="false"/>
-                <w:bCs w:val="false"/>
-                <w:color w:val="22303F"/>
-                <w:sz w:val="18"/>
-                <w:szCs w:val="18"/>
-              </w:rPr>
-              <w:t xml:space="preserve">Landlord (external)</w:t>
-            </w:r>
-          </w:p>
-        </w:tc>
-        <w:tc>
-          <w:tcPr>
-            <w:tcW w:type="dxa" w:w="7300"/>
-            <w:tcMar>
-              <w:top w:type="dxa" w:w="40"/>
-              <w:left w:type="dxa" w:w="70"/>
-              <w:bottom w:type="dxa" w:w="40"/>
-              <w:right w:type="dxa" w:w="70"/>
-            </w:tcMar>
-          </w:tcPr>
-          <w:p>
-            <w:pPr>
-              <w:spacing w:after="0" w:line="240"/>
-            </w:pPr>
-            <w:r>
-              <w:rPr>
-                <w:rFonts w:ascii="Calibri" w:cs="Calibri" w:eastAsia="Calibri" w:hAnsi="Calibri"/>
-                <w:b w:val="false"/>
-                <w:bCs w:val="false"/>
-                <w:color w:val="22303F"/>
-                <w:sz w:val="18"/>
-                <w:szCs w:val="18"/>
-              </w:rPr>
-              <w:t xml:space="preserve">Completes landlord registration via a secure link, optionally verified with UAE Pass, and signs via Circularo.</w:t>
             </w:r>
           </w:p>
         </w:tc>
@@ -1018,7 +906,7 @@
           <w:sz w:val="21"/>
           <w:szCs w:val="21"/>
         </w:rPr>
-        <w:t xml:space="preserve">Collect complete, accurate supplier/customer master data, including UAE e-invoicing and VAT attributes, first time.</w:t>
+        <w:t xml:space="preserve">Collect complete, accurate supplier master data, including UAE e-invoicing and VAT attributes, first time.</w:t>
       </w:r>
     </w:p>
     <w:p>
@@ -1374,7 +1262,7 @@
           <w:sz w:val="25"/>
           <w:szCs w:val="25"/>
         </w:rPr>
-        <w:t xml:space="preserve">4.3 Customer (KYC)</w:t>
+        <w:t xml:space="preserve">4.3 Review, notifications &amp; audit</w:t>
       </w:r>
     </w:p>
     <w:p>
@@ -1392,7 +1280,25 @@
           <w:sz w:val="21"/>
           <w:szCs w:val="21"/>
         </w:rPr>
-        <w:t xml:space="preserve">Collect customer account and KYC contact data (identity, passport/visa, UAE Pass, PEP, ownership) with a configurable field set and document checklist; self-service with OTP; Draft → For Review → Completed/Returned.</w:t>
+        <w:t xml:space="preserve">Reviewers see supplier-made changes highlighted for acknowledgement; confirmation is requested before sending notification e-mails.</w:t>
+      </w:r>
+    </w:p>
+    <w:p>
+      <w:pPr>
+        <w:pStyle w:val="ListParagraph"/>
+        <w:numPr>
+          <w:ilvl w:val="0"/>
+          <w:numId w:val="2"/>
+        </w:numPr>
+        <w:spacing w:after="60" w:line="264"/>
+      </w:pPr>
+      <w:r>
+        <w:rPr>
+          <w:rFonts w:ascii="Calibri" w:cs="Calibri" w:eastAsia="Calibri" w:hAnsi="Calibri"/>
+          <w:sz w:val="21"/>
+          <w:szCs w:val="21"/>
+        </w:rPr>
+        <w:t xml:space="preserve">All logos and communications are branded per business unit; every workflow action is audit-logged.</w:t>
       </w:r>
     </w:p>
     <w:p>
@@ -1409,7 +1315,7 @@
           <w:sz w:val="25"/>
           <w:szCs w:val="25"/>
         </w:rPr>
-        <w:t xml:space="preserve">4.4 Leasing / Landlord</w:t>
+        <w:t xml:space="preserve">4.4 Import / export &amp; printing</w:t>
       </w:r>
     </w:p>
     <w:p>
@@ -1427,7 +1333,43 @@
           <w:sz w:val="21"/>
           <w:szCs w:val="21"/>
         </w:rPr>
-        <w:t xml:space="preserve">Register landlords against properties (co-ownership), capture signatories and documents, optionally verify identity with UAE Pass, and route a summary for e-signature via Circularo; review/correction/rejection workflow.</w:t>
+        <w:t xml:space="preserve">Import suppliers from an Excel template (duplicates detected by supplier number; re-import preserves app-managed fields).</w:t>
+      </w:r>
+    </w:p>
+    <w:p>
+      <w:pPr>
+        <w:pStyle w:val="ListParagraph"/>
+        <w:numPr>
+          <w:ilvl w:val="0"/>
+          <w:numId w:val="2"/>
+        </w:numPr>
+        <w:spacing w:after="60" w:line="264"/>
+      </w:pPr>
+      <w:r>
+        <w:rPr>
+          <w:rFonts w:ascii="Calibri" w:cs="Calibri" w:eastAsia="Calibri" w:hAnsi="Calibri"/>
+          <w:sz w:val="21"/>
+          <w:szCs w:val="21"/>
+        </w:rPr>
+        <w:t xml:space="preserve">Export to the ERP/Oracle-Fusion Excel format and PDF; print any tab's full list with a chosen set of columns.</w:t>
+      </w:r>
+    </w:p>
+    <w:p>
+      <w:pPr>
+        <w:pStyle w:val="ListParagraph"/>
+        <w:numPr>
+          <w:ilvl w:val="0"/>
+          <w:numId w:val="2"/>
+        </w:numPr>
+        <w:spacing w:after="60" w:line="264"/>
+      </w:pPr>
+      <w:r>
+        <w:rPr>
+          <w:rFonts w:ascii="Calibri" w:cs="Calibri" w:eastAsia="Calibri" w:hAnsi="Calibri"/>
+          <w:sz w:val="21"/>
+          <w:szCs w:val="21"/>
+        </w:rPr>
+        <w:t xml:space="preserve">Download a supplier's documents individually or as a zip named by supplier number and name, with each file prefixed by its document type.</w:t>
       </w:r>
     </w:p>
     <w:p>
@@ -1444,7 +1386,7 @@
           <w:sz w:val="25"/>
           <w:szCs w:val="25"/>
         </w:rPr>
-        <w:t xml:space="preserve">4.5 Review, notifications &amp; audit</w:t>
+        <w:t xml:space="preserve">4.5 Administration</w:t>
       </w:r>
     </w:p>
     <w:p>
@@ -1462,131 +1404,7 @@
           <w:sz w:val="21"/>
           <w:szCs w:val="21"/>
         </w:rPr>
-        <w:t xml:space="preserve">Reviewers see supplier-made changes highlighted for acknowledgement; confirmation is requested before sending notification e-mails.</w:t>
-      </w:r>
-    </w:p>
-    <w:p>
-      <w:pPr>
-        <w:pStyle w:val="ListParagraph"/>
-        <w:numPr>
-          <w:ilvl w:val="0"/>
-          <w:numId w:val="2"/>
-        </w:numPr>
-        <w:spacing w:after="60" w:line="264"/>
-      </w:pPr>
-      <w:r>
-        <w:rPr>
-          <w:rFonts w:ascii="Calibri" w:cs="Calibri" w:eastAsia="Calibri" w:hAnsi="Calibri"/>
-          <w:sz w:val="21"/>
-          <w:szCs w:val="21"/>
-        </w:rPr>
-        <w:t xml:space="preserve">All logos and communications are branded per business unit; every workflow action is audit-logged.</w:t>
-      </w:r>
-    </w:p>
-    <w:p>
-      <w:pPr>
-        <w:pStyle w:val="Heading2"/>
-        <w:spacing w:after="90" w:before="200"/>
-      </w:pPr>
-      <w:r>
-        <w:rPr>
-          <w:rFonts w:ascii="Calibri" w:cs="Calibri" w:eastAsia="Calibri" w:hAnsi="Calibri"/>
-          <w:b/>
-          <w:bCs/>
-          <w:color w:val="274A7D"/>
-          <w:sz w:val="25"/>
-          <w:szCs w:val="25"/>
-        </w:rPr>
-        <w:t xml:space="preserve">4.6 Import / export &amp; printing</w:t>
-      </w:r>
-    </w:p>
-    <w:p>
-      <w:pPr>
-        <w:pStyle w:val="ListParagraph"/>
-        <w:numPr>
-          <w:ilvl w:val="0"/>
-          <w:numId w:val="2"/>
-        </w:numPr>
-        <w:spacing w:after="60" w:line="264"/>
-      </w:pPr>
-      <w:r>
-        <w:rPr>
-          <w:rFonts w:ascii="Calibri" w:cs="Calibri" w:eastAsia="Calibri" w:hAnsi="Calibri"/>
-          <w:sz w:val="21"/>
-          <w:szCs w:val="21"/>
-        </w:rPr>
-        <w:t xml:space="preserve">Import suppliers from an Excel template (duplicates detected by supplier number; re-import preserves app-managed fields).</w:t>
-      </w:r>
-    </w:p>
-    <w:p>
-      <w:pPr>
-        <w:pStyle w:val="ListParagraph"/>
-        <w:numPr>
-          <w:ilvl w:val="0"/>
-          <w:numId w:val="2"/>
-        </w:numPr>
-        <w:spacing w:after="60" w:line="264"/>
-      </w:pPr>
-      <w:r>
-        <w:rPr>
-          <w:rFonts w:ascii="Calibri" w:cs="Calibri" w:eastAsia="Calibri" w:hAnsi="Calibri"/>
-          <w:sz w:val="21"/>
-          <w:szCs w:val="21"/>
-        </w:rPr>
-        <w:t xml:space="preserve">Export to the ERP/Oracle-Fusion Excel format and PDF; print any tab's full list with a chosen set of columns.</w:t>
-      </w:r>
-    </w:p>
-    <w:p>
-      <w:pPr>
-        <w:pStyle w:val="ListParagraph"/>
-        <w:numPr>
-          <w:ilvl w:val="0"/>
-          <w:numId w:val="2"/>
-        </w:numPr>
-        <w:spacing w:after="60" w:line="264"/>
-      </w:pPr>
-      <w:r>
-        <w:rPr>
-          <w:rFonts w:ascii="Calibri" w:cs="Calibri" w:eastAsia="Calibri" w:hAnsi="Calibri"/>
-          <w:sz w:val="21"/>
-          <w:szCs w:val="21"/>
-        </w:rPr>
-        <w:t xml:space="preserve">Download a supplier's documents individually or as a zip named by supplier number and name, with each file prefixed by its document type.</w:t>
-      </w:r>
-    </w:p>
-    <w:p>
-      <w:pPr>
-        <w:pStyle w:val="Heading2"/>
-        <w:spacing w:after="90" w:before="200"/>
-      </w:pPr>
-      <w:r>
-        <w:rPr>
-          <w:rFonts w:ascii="Calibri" w:cs="Calibri" w:eastAsia="Calibri" w:hAnsi="Calibri"/>
-          <w:b/>
-          <w:bCs/>
-          <w:color w:val="274A7D"/>
-          <w:sz w:val="25"/>
-          <w:szCs w:val="25"/>
-        </w:rPr>
-        <w:t xml:space="preserve">4.7 Administration</w:t>
-      </w:r>
-    </w:p>
-    <w:p>
-      <w:pPr>
-        <w:pStyle w:val="ListParagraph"/>
-        <w:numPr>
-          <w:ilvl w:val="0"/>
-          <w:numId w:val="2"/>
-        </w:numPr>
-        <w:spacing w:after="60" w:line="264"/>
-      </w:pPr>
-      <w:r>
-        <w:rPr>
-          <w:rFonts w:ascii="Calibri" w:cs="Calibri" w:eastAsia="Calibri" w:hAnsi="Calibri"/>
-          <w:sz w:val="21"/>
-          <w:szCs w:val="21"/>
-        </w:rPr>
-        <w:t xml:space="preserve">Manage users (roles, portals, business units, active status), business units (branding), departments, supplier/customer field settings, customer document types, lookups, and the audit log.</w:t>
+        <w:t xml:space="preserve">Manage users (roles, business units, active status), business units (branding + contact e-mail), departments, supplier field settings, lookups, and the audit log.</w:t>
       </w:r>
     </w:p>
     <w:p>
@@ -1850,7 +1668,7 @@
                 <w:sz w:val="18"/>
                 <w:szCs w:val="18"/>
               </w:rPr>
-              <w:t xml:space="preserve">Retry Azure SQL transient faults; best-effort integrations (OCR, e-mail, e-signature) never block a save; blob storage falls back to DB/disk.</w:t>
+              <w:t xml:space="preserve">Retry Azure SQL transient faults; best-effort integrations (OCR, e-mail) never block a save; blob storage falls back to DB/disk.</w:t>
             </w:r>
           </w:p>
         </w:tc>
@@ -2094,7 +1912,7 @@
           <w:sz w:val="21"/>
           <w:szCs w:val="21"/>
         </w:rPr>
-        <w:t xml:space="preserve">Supplier/customer numbers should be unique; a data-cleanup and unique-index migration is recommended before high-volume concurrent registration.</w:t>
+        <w:t xml:space="preserve">Supplier numbers should be unique; a data-cleanup and unique-index migration is recommended before high-volume concurrent registration.</w:t>
       </w:r>
     </w:p>
     <w:p>

--- a/docs/word/Supplier Portal - Updated BRD.docx
+++ b/docs/word/Supplier Portal - Updated BRD.docx
@@ -414,7 +414,7 @@
                 <w:sz w:val="18"/>
                 <w:szCs w:val="18"/>
               </w:rPr>
-              <w:t xml:space="preserve">15 September 2026</w:t>
+              <w:t xml:space="preserve">17 September 2026</w:t>
             </w:r>
           </w:p>
         </w:tc>
@@ -1245,6 +1245,42 @@
           <w:sz w:val="21"/>
           <w:szCs w:val="21"/>
         </w:rPr>
+        <w:t xml:space="preserve">Merged Address &amp; Contact tab in the supplier wizard; VAT-registered suppliers must provide a 15-digit TRN and upload a VAT Certificate; a structured VAT Group entity table captures each group entity with TRN (15-digit) and TIN (10-digit) length validation.</w:t>
+      </w:r>
+    </w:p>
+    <w:p>
+      <w:pPr>
+        <w:pStyle w:val="ListParagraph"/>
+        <w:numPr>
+          <w:ilvl w:val="0"/>
+          <w:numId w:val="2"/>
+        </w:numPr>
+        <w:spacing w:after="60" w:line="264"/>
+      </w:pPr>
+      <w:r>
+        <w:rPr>
+          <w:rFonts w:ascii="Calibri" w:cs="Calibri" w:eastAsia="Calibri" w:hAnsi="Calibri"/>
+          <w:sz w:val="21"/>
+          <w:szCs w:val="21"/>
+        </w:rPr>
+        <w:t xml:space="preserve">Where the VAT-certificate address differs from the trade licence, an alternate VAT-certificate address (Address Line 1, Country, City/Emirate) is captured; Trade Licence upload is mandatory; and a completion e-mail is sent to the supplier on submission.</w:t>
+      </w:r>
+    </w:p>
+    <w:p>
+      <w:pPr>
+        <w:pStyle w:val="ListParagraph"/>
+        <w:numPr>
+          <w:ilvl w:val="0"/>
+          <w:numId w:val="2"/>
+        </w:numPr>
+        <w:spacing w:after="60" w:line="264"/>
+      </w:pPr>
+      <w:r>
+        <w:rPr>
+          <w:rFonts w:ascii="Calibri" w:cs="Calibri" w:eastAsia="Calibri" w:hAnsi="Calibri"/>
+          <w:sz w:val="21"/>
+          <w:szCs w:val="21"/>
+        </w:rPr>
         <w:t xml:space="preserve">On submission the record moves to review, the requestor is notified, and the link is invalidated to prevent re-submission.</w:t>
       </w:r>
     </w:p>
@@ -1386,25 +1422,96 @@
           <w:sz w:val="25"/>
           <w:szCs w:val="25"/>
         </w:rPr>
-        <w:t xml:space="preserve">4.5 Administration</w:t>
-      </w:r>
-    </w:p>
-    <w:p>
-      <w:pPr>
-        <w:pStyle w:val="ListParagraph"/>
-        <w:numPr>
-          <w:ilvl w:val="0"/>
-          <w:numId w:val="2"/>
-        </w:numPr>
-        <w:spacing w:after="60" w:line="264"/>
-      </w:pPr>
-      <w:r>
-        <w:rPr>
-          <w:rFonts w:ascii="Calibri" w:cs="Calibri" w:eastAsia="Calibri" w:hAnsi="Calibri"/>
-          <w:sz w:val="21"/>
-          <w:szCs w:val="21"/>
-        </w:rPr>
-        <w:t xml:space="preserve">Manage users (roles, business units, active status), business units (branding + contact e-mail), departments, supplier field settings, lookups, and the audit log.</w:t>
+        <w:t xml:space="preserve">4.5 Notifications, scheduled reports &amp; emergency access</w:t>
+      </w:r>
+    </w:p>
+    <w:p>
+      <w:pPr>
+        <w:pStyle w:val="ListParagraph"/>
+        <w:numPr>
+          <w:ilvl w:val="0"/>
+          <w:numId w:val="2"/>
+        </w:numPr>
+        <w:spacing w:after="60" w:line="264"/>
+      </w:pPr>
+      <w:r>
+        <w:rPr>
+          <w:rFonts w:ascii="Calibri" w:cs="Calibri" w:eastAsia="Calibri" w:hAnsi="Calibri"/>
+          <w:sz w:val="21"/>
+          <w:szCs w:val="21"/>
+        </w:rPr>
+        <w:t xml:space="preserve">Notification Groups: administrators maintain named recipient lists (for example ALL_USERS) of portal users, each with an enable/disable (Active) flag; disabled groups are retained but excluded from notifications.</w:t>
+      </w:r>
+    </w:p>
+    <w:p>
+      <w:pPr>
+        <w:pStyle w:val="ListParagraph"/>
+        <w:numPr>
+          <w:ilvl w:val="0"/>
+          <w:numId w:val="2"/>
+        </w:numPr>
+        <w:spacing w:after="60" w:line="264"/>
+      </w:pPr>
+      <w:r>
+        <w:rPr>
+          <w:rFonts w:ascii="Calibri" w:cs="Calibri" w:eastAsia="Calibri" w:hAnsi="Calibri"/>
+          <w:sz w:val="21"/>
+          <w:szCs w:val="21"/>
+        </w:rPr>
+        <w:t xml:space="preserve">Scheduled Reports: administrators schedule a supplier report (PDF or Excel) to be e-mailed as a file attachment to the active members of an active notification group, on a chosen date/time and frequency (Once / Daily / Weekly / Monthly), with optional business-unit scope; a "Run now" action is supported and the last-run status is shown.</w:t>
+      </w:r>
+    </w:p>
+    <w:p>
+      <w:pPr>
+        <w:pStyle w:val="ListParagraph"/>
+        <w:numPr>
+          <w:ilvl w:val="0"/>
+          <w:numId w:val="2"/>
+        </w:numPr>
+        <w:spacing w:after="60" w:line="264"/>
+      </w:pPr>
+      <w:r>
+        <w:rPr>
+          <w:rFonts w:ascii="Calibri" w:cs="Calibri" w:eastAsia="Calibri" w:hAnsi="Calibri"/>
+          <w:sz w:val="21"/>
+          <w:szCs w:val="21"/>
+        </w:rPr>
+        <w:t xml:space="preserve">Break-Glass emergency access: administrators can set or rotate an emergency-access secret from Settings; it is stored only as a salted hash (never in plaintext or the database), and the master switch is a deployment setting.</w:t>
+      </w:r>
+    </w:p>
+    <w:p>
+      <w:pPr>
+        <w:pStyle w:val="Heading2"/>
+        <w:spacing w:after="90" w:before="200"/>
+      </w:pPr>
+      <w:r>
+        <w:rPr>
+          <w:rFonts w:ascii="Calibri" w:cs="Calibri" w:eastAsia="Calibri" w:hAnsi="Calibri"/>
+          <w:b/>
+          <w:bCs/>
+          <w:color w:val="274A7D"/>
+          <w:sz w:val="25"/>
+          <w:szCs w:val="25"/>
+        </w:rPr>
+        <w:t xml:space="preserve">4.6 Administration</w:t>
+      </w:r>
+    </w:p>
+    <w:p>
+      <w:pPr>
+        <w:pStyle w:val="ListParagraph"/>
+        <w:numPr>
+          <w:ilvl w:val="0"/>
+          <w:numId w:val="2"/>
+        </w:numPr>
+        <w:spacing w:after="60" w:line="264"/>
+      </w:pPr>
+      <w:r>
+        <w:rPr>
+          <w:rFonts w:ascii="Calibri" w:cs="Calibri" w:eastAsia="Calibri" w:hAnsi="Calibri"/>
+          <w:sz w:val="21"/>
+          <w:szCs w:val="21"/>
+        </w:rPr>
+        <w:t xml:space="preserve">Manage users (roles, business units, active status), business units (branding + contact e-mail), departments, supplier field settings, lookups, notification groups, scheduled reports, and the audit log.</w:t>
       </w:r>
     </w:p>
     <w:p>
@@ -1554,7 +1661,7 @@
                 <w:sz w:val="18"/>
                 <w:szCs w:val="18"/>
               </w:rPr>
-              <w:t xml:space="preserve">Public self-service must not expose the database; strong OTP + token model; role/business-unit-scoped access; protected fields; document uploads cannot execute as script; SSRF-safe external fetches; security response headers; login lockout, idle lockout and active-session revocation.</w:t>
+              <w:t xml:space="preserve">Public self-registration is disabled by default (accounts are created by administrators); public self-service must not expose the database; strong OTP + token model; role/business-unit-scoped access; protected fields; break-glass emergency access secret stored only as a salted hash; document uploads cannot execute as script; SSRF-safe external fetches; security response headers; login lockout, idle lockout and active-session revocation.</w:t>
             </w:r>
           </w:p>
         </w:tc>
@@ -1640,7 +1747,7 @@
                 <w:sz w:val="18"/>
                 <w:szCs w:val="18"/>
               </w:rPr>
-              <w:t xml:space="preserve">Availability / resilience</w:t>
+              <w:t xml:space="preserve">Integrations / e-mail</w:t>
             </w:r>
           </w:p>
         </w:tc>
@@ -1668,7 +1775,7 @@
                 <w:sz w:val="18"/>
                 <w:szCs w:val="18"/>
               </w:rPr>
-              <w:t xml:space="preserve">Retry Azure SQL transient faults; best-effort integrations (OCR, e-mail) never block a save; blob storage falls back to DB/disk.</w:t>
+              <w:t xml:space="preserve">Outbound e-mail, including scheduled-report file attachments, is sent via Microsoft Graph or SMTP.</w:t>
             </w:r>
           </w:p>
         </w:tc>
@@ -1697,7 +1804,7 @@
                 <w:sz w:val="18"/>
                 <w:szCs w:val="18"/>
               </w:rPr>
-              <w:t xml:space="preserve">Performance</w:t>
+              <w:t xml:space="preserve">Availability / resilience</w:t>
             </w:r>
           </w:p>
         </w:tc>
@@ -1724,7 +1831,7 @@
                 <w:sz w:val="18"/>
                 <w:szCs w:val="18"/>
               </w:rPr>
-              <w:t xml:space="preserve">Reference data cached; short-lived DB contexts; paginated lists.</w:t>
+              <w:t xml:space="preserve">Retry Azure SQL transient faults; best-effort integrations (OCR, e-mail) never block a save; blob storage falls back to DB/disk.</w:t>
             </w:r>
           </w:p>
         </w:tc>
@@ -1754,7 +1861,7 @@
                 <w:sz w:val="18"/>
                 <w:szCs w:val="18"/>
               </w:rPr>
-              <w:t xml:space="preserve">Usability</w:t>
+              <w:t xml:space="preserve">Performance</w:t>
             </w:r>
           </w:p>
         </w:tc>
@@ -1782,7 +1889,7 @@
                 <w:sz w:val="18"/>
                 <w:szCs w:val="18"/>
               </w:rPr>
-              <w:t xml:space="preserve">Guided multi-step forms; per-field help; progress indicators on long operations; branded, accessible UI in light/dark.</w:t>
+              <w:t xml:space="preserve">Reference data cached; short-lived DB contexts; paginated lists.</w:t>
             </w:r>
           </w:p>
         </w:tc>
@@ -1811,6 +1918,63 @@
                 <w:sz w:val="18"/>
                 <w:szCs w:val="18"/>
               </w:rPr>
+              <w:t xml:space="preserve">Usability</w:t>
+            </w:r>
+          </w:p>
+        </w:tc>
+        <w:tc>
+          <w:tcPr>
+            <w:tcW w:type="dxa" w:w="7500"/>
+            <w:tcMar>
+              <w:top w:type="dxa" w:w="40"/>
+              <w:left w:type="dxa" w:w="70"/>
+              <w:bottom w:type="dxa" w:w="40"/>
+              <w:right w:type="dxa" w:w="70"/>
+            </w:tcMar>
+          </w:tcPr>
+          <w:p>
+            <w:pPr>
+              <w:spacing w:after="0" w:line="240"/>
+            </w:pPr>
+            <w:r>
+              <w:rPr>
+                <w:rFonts w:ascii="Calibri" w:cs="Calibri" w:eastAsia="Calibri" w:hAnsi="Calibri"/>
+                <w:b w:val="false"/>
+                <w:bCs w:val="false"/>
+                <w:color w:val="22303F"/>
+                <w:sz w:val="18"/>
+                <w:szCs w:val="18"/>
+              </w:rPr>
+              <w:t xml:space="preserve">Guided multi-step forms; per-field help; progress indicators on long operations; branded, accessible UI in light/dark.</w:t>
+            </w:r>
+          </w:p>
+        </w:tc>
+      </w:tr>
+      <w:tr>
+        <w:tc>
+          <w:tcPr>
+            <w:tcW w:type="dxa" w:w="2000"/>
+            <w:shd w:fill="F1F4F9" w:color="auto" w:val="clear"/>
+            <w:tcMar>
+              <w:top w:type="dxa" w:w="40"/>
+              <w:left w:type="dxa" w:w="70"/>
+              <w:bottom w:type="dxa" w:w="40"/>
+              <w:right w:type="dxa" w:w="70"/>
+            </w:tcMar>
+          </w:tcPr>
+          <w:p>
+            <w:pPr>
+              <w:spacing w:after="0" w:line="240"/>
+            </w:pPr>
+            <w:r>
+              <w:rPr>
+                <w:rFonts w:ascii="Calibri" w:cs="Calibri" w:eastAsia="Calibri" w:hAnsi="Calibri"/>
+                <w:b w:val="false"/>
+                <w:bCs w:val="false"/>
+                <w:color w:val="22303F"/>
+                <w:sz w:val="18"/>
+                <w:szCs w:val="18"/>
+              </w:rPr>
               <w:t xml:space="preserve">Portability</w:t>
             </w:r>
           </w:p>
@@ -1818,6 +1982,7 @@
         <w:tc>
           <w:tcPr>
             <w:tcW w:type="dxa" w:w="7500"/>
+            <w:shd w:fill="F1F4F9" w:color="auto" w:val="clear"/>
             <w:tcMar>
               <w:top w:type="dxa" w:w="40"/>
               <w:left w:type="dxa" w:w="70"/>
